--- a/runs/MGV-2026-04-20/pm-3-2-s1-review.docx
+++ b/runs/MGV-2026-04-20/pm-3-2-s1-review.docx
@@ -12,7 +12,7 @@
           <w:rFonts w:ascii="Calibri" w:cs="Calibri" w:eastAsia="Calibri" w:hAnsi="Calibri"/>
           <w:b/>
           <w:bCs/>
-          <w:color w:val="1C2B3C"/>
+          <w:color w:val="0B2E45"/>
           <w:sz w:val="40"/>
           <w:szCs w:val="40"/>
         </w:rPr>
@@ -29,7 +29,7 @@
           <w:rFonts w:ascii="Calibri" w:cs="Calibri" w:eastAsia="Calibri" w:hAnsi="Calibri"/>
           <w:b/>
           <w:bCs/>
-          <w:color w:val="F59316"/>
+          <w:color w:val="39A900"/>
           <w:sz w:val="24"/>
           <w:szCs w:val="24"/>
         </w:rPr>
@@ -39,7 +39,7 @@
     <w:p>
       <w:pPr>
         <w:pBdr>
-          <w:bottom w:val="single" w:color="F59316" w:sz="12" w:space="2"/>
+          <w:bottom w:val="single" w:color="39A900" w:sz="12" w:space="2"/>
         </w:pBdr>
         <w:spacing w:after="300"/>
         <w:jc w:val="center"/>
@@ -59,7 +59,7 @@
     <w:p>
       <w:pPr>
         <w:pBdr>
-          <w:bottom w:val="single" w:color="F59316" w:sz="18" w:space="2"/>
+          <w:bottom w:val="single" w:color="39A900" w:sz="18" w:space="2"/>
         </w:pBdr>
         <w:spacing w:after="180" w:before="240"/>
       </w:pPr>
@@ -68,7 +68,7 @@
           <w:rFonts w:ascii="Calibri" w:cs="Calibri" w:eastAsia="Calibri" w:hAnsi="Calibri"/>
           <w:b/>
           <w:bCs/>
-          <w:color w:val="1C2B3C"/>
+          <w:color w:val="0B2E45"/>
           <w:sz w:val="36"/>
           <w:szCs w:val="36"/>
         </w:rPr>
@@ -84,7 +84,7 @@
           <w:rFonts w:ascii="Calibri" w:cs="Calibri" w:eastAsia="Calibri" w:hAnsi="Calibri"/>
           <w:b/>
           <w:bCs/>
-          <w:color w:val="1C2B3C"/>
+          <w:color w:val="0B2E45"/>
           <w:sz w:val="20"/>
           <w:szCs w:val="20"/>
         </w:rPr>
@@ -96,19 +96,19 @@
           <w:sz w:val="20"/>
           <w:szCs w:val="20"/>
         </w:rPr>
-        <w:t xml:space="preserve">PM-3.2 v2.5.1</w:t>
-      </w:r>
-    </w:p>
-    <w:p>
-      <w:pPr>
-        <w:spacing w:after="40"/>
-      </w:pPr>
-      <w:r>
-        <w:rPr>
-          <w:rFonts w:ascii="Calibri" w:cs="Calibri" w:eastAsia="Calibri" w:hAnsi="Calibri"/>
-          <w:b/>
-          <w:bCs/>
-          <w:color w:val="1C2B3C"/>
+        <w:t xml:space="preserve">PM-3.2 v2.6</w:t>
+      </w:r>
+    </w:p>
+    <w:p>
+      <w:pPr>
+        <w:spacing w:after="40"/>
+      </w:pPr>
+      <w:r>
+        <w:rPr>
+          <w:rFonts w:ascii="Calibri" w:cs="Calibri" w:eastAsia="Calibri" w:hAnsi="Calibri"/>
+          <w:b/>
+          <w:bCs/>
+          <w:color w:val="0B2E45"/>
           <w:sz w:val="20"/>
           <w:szCs w:val="20"/>
         </w:rPr>
@@ -132,7 +132,7 @@
           <w:rFonts w:ascii="Calibri" w:cs="Calibri" w:eastAsia="Calibri" w:hAnsi="Calibri"/>
           <w:b/>
           <w:bCs/>
-          <w:color w:val="1C2B3C"/>
+          <w:color w:val="0B2E45"/>
           <w:sz w:val="20"/>
           <w:szCs w:val="20"/>
         </w:rPr>
@@ -156,7 +156,7 @@
           <w:rFonts w:ascii="Calibri" w:cs="Calibri" w:eastAsia="Calibri" w:hAnsi="Calibri"/>
           <w:b/>
           <w:bCs/>
-          <w:color w:val="1C2B3C"/>
+          <w:color w:val="0B2E45"/>
           <w:sz w:val="20"/>
           <w:szCs w:val="20"/>
         </w:rPr>
@@ -180,7 +180,7 @@
           <w:rFonts w:ascii="Calibri" w:cs="Calibri" w:eastAsia="Calibri" w:hAnsi="Calibri"/>
           <w:b/>
           <w:bCs/>
-          <w:color w:val="1C2B3C"/>
+          <w:color w:val="0B2E45"/>
           <w:sz w:val="20"/>
           <w:szCs w:val="20"/>
         </w:rPr>
@@ -204,7 +204,7 @@
           <w:rFonts w:ascii="Calibri" w:cs="Calibri" w:eastAsia="Calibri" w:hAnsi="Calibri"/>
           <w:b/>
           <w:bCs/>
-          <w:color w:val="1C2B3C"/>
+          <w:color w:val="0B2E45"/>
           <w:sz w:val="20"/>
           <w:szCs w:val="20"/>
         </w:rPr>
@@ -228,7 +228,7 @@
           <w:rFonts w:ascii="Calibri" w:cs="Calibri" w:eastAsia="Calibri" w:hAnsi="Calibri"/>
           <w:b/>
           <w:bCs/>
-          <w:color w:val="1C2B3C"/>
+          <w:color w:val="0B2E45"/>
           <w:sz w:val="20"/>
           <w:szCs w:val="20"/>
         </w:rPr>
@@ -252,7 +252,7 @@
           <w:rFonts w:ascii="Calibri" w:cs="Calibri" w:eastAsia="Calibri" w:hAnsi="Calibri"/>
           <w:b/>
           <w:bCs/>
-          <w:color w:val="1C2B3C"/>
+          <w:color w:val="0B2E45"/>
           <w:sz w:val="20"/>
           <w:szCs w:val="20"/>
         </w:rPr>
@@ -276,7 +276,7 @@
           <w:rFonts w:ascii="Calibri" w:cs="Calibri" w:eastAsia="Calibri" w:hAnsi="Calibri"/>
           <w:b/>
           <w:bCs/>
-          <w:color w:val="1C2B3C"/>
+          <w:color w:val="0B2E45"/>
           <w:sz w:val="20"/>
           <w:szCs w:val="20"/>
         </w:rPr>
@@ -294,7 +294,7 @@
     <w:p>
       <w:pPr>
         <w:pBdr>
-          <w:bottom w:val="single" w:color="F59316" w:sz="18" w:space="2"/>
+          <w:bottom w:val="single" w:color="39A900" w:sz="18" w:space="2"/>
         </w:pBdr>
         <w:spacing w:after="180" w:before="240"/>
       </w:pPr>
@@ -303,7 +303,7 @@
           <w:rFonts w:ascii="Calibri" w:cs="Calibri" w:eastAsia="Calibri" w:hAnsi="Calibri"/>
           <w:b/>
           <w:bCs/>
-          <w:color w:val="1C2B3C"/>
+          <w:color w:val="0B2E45"/>
           <w:sz w:val="36"/>
           <w:szCs w:val="36"/>
         </w:rPr>
@@ -319,7 +319,7 @@
           <w:rFonts w:ascii="Calibri" w:cs="Calibri" w:eastAsia="Calibri" w:hAnsi="Calibri"/>
           <w:b/>
           <w:bCs/>
-          <w:color w:val="1C2B3C"/>
+          <w:color w:val="0B2E45"/>
           <w:sz w:val="20"/>
           <w:szCs w:val="20"/>
         </w:rPr>
@@ -343,7 +343,7 @@
           <w:rFonts w:ascii="Calibri" w:cs="Calibri" w:eastAsia="Calibri" w:hAnsi="Calibri"/>
           <w:b/>
           <w:bCs/>
-          <w:color w:val="1C2B3C"/>
+          <w:color w:val="0B2E45"/>
           <w:sz w:val="20"/>
           <w:szCs w:val="20"/>
         </w:rPr>
@@ -367,7 +367,7 @@
           <w:rFonts w:ascii="Calibri" w:cs="Calibri" w:eastAsia="Calibri" w:hAnsi="Calibri"/>
           <w:b/>
           <w:bCs/>
-          <w:color w:val="1C2B3C"/>
+          <w:color w:val="0B2E45"/>
           <w:sz w:val="20"/>
           <w:szCs w:val="20"/>
         </w:rPr>
@@ -385,7 +385,7 @@
     <w:p>
       <w:pPr>
         <w:pBdr>
-          <w:bottom w:val="single" w:color="F59316" w:sz="18" w:space="2"/>
+          <w:bottom w:val="single" w:color="39A900" w:sz="18" w:space="2"/>
         </w:pBdr>
         <w:spacing w:after="180" w:before="240"/>
       </w:pPr>
@@ -394,7 +394,7 @@
           <w:rFonts w:ascii="Calibri" w:cs="Calibri" w:eastAsia="Calibri" w:hAnsi="Calibri"/>
           <w:b/>
           <w:bCs/>
-          <w:color w:val="1C2B3C"/>
+          <w:color w:val="0B2E45"/>
           <w:sz w:val="36"/>
           <w:szCs w:val="36"/>
         </w:rPr>
@@ -410,7 +410,7 @@
           <w:rFonts w:ascii="Calibri" w:cs="Calibri" w:eastAsia="Calibri" w:hAnsi="Calibri"/>
           <w:b/>
           <w:bCs/>
-          <w:color w:val="1C2B3C"/>
+          <w:color w:val="0B2E45"/>
           <w:sz w:val="20"/>
           <w:szCs w:val="20"/>
         </w:rPr>
@@ -434,7 +434,7 @@
           <w:rFonts w:ascii="Calibri" w:cs="Calibri" w:eastAsia="Calibri" w:hAnsi="Calibri"/>
           <w:b/>
           <w:bCs/>
-          <w:color w:val="1C2B3C"/>
+          <w:color w:val="0B2E45"/>
           <w:sz w:val="20"/>
           <w:szCs w:val="20"/>
         </w:rPr>
@@ -458,7 +458,7 @@
           <w:rFonts w:ascii="Calibri" w:cs="Calibri" w:eastAsia="Calibri" w:hAnsi="Calibri"/>
           <w:b/>
           <w:bCs/>
-          <w:color w:val="1C2B3C"/>
+          <w:color w:val="0B2E45"/>
           <w:sz w:val="22"/>
           <w:szCs w:val="22"/>
         </w:rPr>
@@ -510,7 +510,7 @@
           <w:rFonts w:ascii="Calibri" w:cs="Calibri" w:eastAsia="Calibri" w:hAnsi="Calibri"/>
           <w:b/>
           <w:bCs/>
-          <w:color w:val="1C2B3C"/>
+          <w:color w:val="0B2E45"/>
           <w:sz w:val="22"/>
           <w:szCs w:val="22"/>
         </w:rPr>
@@ -562,7 +562,7 @@
           <w:rFonts w:ascii="Calibri" w:cs="Calibri" w:eastAsia="Calibri" w:hAnsi="Calibri"/>
           <w:b/>
           <w:bCs/>
-          <w:color w:val="1C2B3C"/>
+          <w:color w:val="0B2E45"/>
           <w:sz w:val="22"/>
           <w:szCs w:val="22"/>
         </w:rPr>
@@ -591,7 +591,7 @@
     <w:p>
       <w:pPr>
         <w:pBdr>
-          <w:bottom w:val="single" w:color="F59316" w:sz="18" w:space="2"/>
+          <w:bottom w:val="single" w:color="39A900" w:sz="18" w:space="2"/>
         </w:pBdr>
         <w:spacing w:after="180" w:before="240"/>
       </w:pPr>
@@ -600,7 +600,7 @@
           <w:rFonts w:ascii="Calibri" w:cs="Calibri" w:eastAsia="Calibri" w:hAnsi="Calibri"/>
           <w:b/>
           <w:bCs/>
-          <w:color w:val="1C2B3C"/>
+          <w:color w:val="0B2E45"/>
           <w:sz w:val="36"/>
           <w:szCs w:val="36"/>
         </w:rPr>
@@ -631,7 +631,7 @@
         <w:tc>
           <w:tcPr>
             <w:tcW w:type="dxa" w:w="6000"/>
-            <w:shd w:fill="1C2B3C" w:color="auto" w:val="clear"/>
+            <w:shd w:fill="0B2E45" w:color="auto" w:val="clear"/>
             <w:tcMar>
               <w:top w:type="dxa" w:w="100"/>
               <w:left w:type="dxa" w:w="120"/>
@@ -659,7 +659,7 @@
         <w:tc>
           <w:tcPr>
             <w:tcW w:type="dxa" w:w="2500"/>
-            <w:shd w:fill="1C2B3C" w:color="auto" w:val="clear"/>
+            <w:shd w:fill="0B2E45" w:color="auto" w:val="clear"/>
             <w:tcMar>
               <w:top w:type="dxa" w:w="100"/>
               <w:left w:type="dxa" w:w="120"/>
@@ -687,7 +687,7 @@
         <w:tc>
           <w:tcPr>
             <w:tcW w:type="dxa" w:w="1580"/>
-            <w:shd w:fill="1C2B3C" w:color="auto" w:val="clear"/>
+            <w:shd w:fill="0B2E45" w:color="auto" w:val="clear"/>
             <w:tcMar>
               <w:top w:type="dxa" w:w="100"/>
               <w:left w:type="dxa" w:w="120"/>
@@ -1892,7 +1892,7 @@
     <w:p>
       <w:pPr>
         <w:pBdr>
-          <w:bottom w:val="single" w:color="F59316" w:sz="18" w:space="2"/>
+          <w:bottom w:val="single" w:color="39A900" w:sz="18" w:space="2"/>
         </w:pBdr>
         <w:spacing w:after="180" w:before="240"/>
       </w:pPr>
@@ -1901,7 +1901,7 @@
           <w:rFonts w:ascii="Calibri" w:cs="Calibri" w:eastAsia="Calibri" w:hAnsi="Calibri"/>
           <w:b/>
           <w:bCs/>
-          <w:color w:val="1C2B3C"/>
+          <w:color w:val="0B2E45"/>
           <w:sz w:val="36"/>
           <w:szCs w:val="36"/>
         </w:rPr>
@@ -1929,7 +1929,7 @@
     <w:p>
       <w:pPr>
         <w:pBdr>
-          <w:bottom w:val="single" w:color="F59316" w:sz="18" w:space="2"/>
+          <w:bottom w:val="single" w:color="39A900" w:sz="18" w:space="2"/>
         </w:pBdr>
         <w:spacing w:after="180" w:before="240"/>
       </w:pPr>
@@ -1938,7 +1938,7 @@
           <w:rFonts w:ascii="Calibri" w:cs="Calibri" w:eastAsia="Calibri" w:hAnsi="Calibri"/>
           <w:b/>
           <w:bCs/>
-          <w:color w:val="1C2B3C"/>
+          <w:color w:val="0B2E45"/>
           <w:sz w:val="36"/>
           <w:szCs w:val="36"/>
         </w:rPr>
@@ -1971,7 +1971,7 @@
         <w:tc>
           <w:tcPr>
             <w:tcW w:type="dxa" w:w="1500"/>
-            <w:shd w:fill="1C2B3C" w:color="auto" w:val="clear"/>
+            <w:shd w:fill="0B2E45" w:color="auto" w:val="clear"/>
             <w:tcMar>
               <w:top w:type="dxa" w:w="100"/>
               <w:left w:type="dxa" w:w="120"/>
@@ -1999,7 +1999,7 @@
         <w:tc>
           <w:tcPr>
             <w:tcW w:type="dxa" w:w="700"/>
-            <w:shd w:fill="1C2B3C" w:color="auto" w:val="clear"/>
+            <w:shd w:fill="0B2E45" w:color="auto" w:val="clear"/>
             <w:tcMar>
               <w:top w:type="dxa" w:w="100"/>
               <w:left w:type="dxa" w:w="120"/>
@@ -2027,7 +2027,7 @@
         <w:tc>
           <w:tcPr>
             <w:tcW w:type="dxa" w:w="1400"/>
-            <w:shd w:fill="1C2B3C" w:color="auto" w:val="clear"/>
+            <w:shd w:fill="0B2E45" w:color="auto" w:val="clear"/>
             <w:tcMar>
               <w:top w:type="dxa" w:w="100"/>
               <w:left w:type="dxa" w:w="120"/>
@@ -2055,7 +2055,7 @@
         <w:tc>
           <w:tcPr>
             <w:tcW w:type="dxa" w:w="4000"/>
-            <w:shd w:fill="1C2B3C" w:color="auto" w:val="clear"/>
+            <w:shd w:fill="0B2E45" w:color="auto" w:val="clear"/>
             <w:tcMar>
               <w:top w:type="dxa" w:w="100"/>
               <w:left w:type="dxa" w:w="120"/>
@@ -2083,7 +2083,7 @@
         <w:tc>
           <w:tcPr>
             <w:tcW w:type="dxa" w:w="2480"/>
-            <w:shd w:fill="1C2B3C" w:color="auto" w:val="clear"/>
+            <w:shd w:fill="0B2E45" w:color="auto" w:val="clear"/>
             <w:tcMar>
               <w:top w:type="dxa" w:w="100"/>
               <w:left w:type="dxa" w:w="120"/>
@@ -3467,7 +3467,7 @@
     <w:p>
       <w:pPr>
         <w:pBdr>
-          <w:bottom w:val="single" w:color="F59316" w:sz="18" w:space="2"/>
+          <w:bottom w:val="single" w:color="39A900" w:sz="18" w:space="2"/>
         </w:pBdr>
         <w:spacing w:after="180" w:before="240"/>
       </w:pPr>
@@ -3476,7 +3476,7 @@
           <w:rFonts w:ascii="Calibri" w:cs="Calibri" w:eastAsia="Calibri" w:hAnsi="Calibri"/>
           <w:b/>
           <w:bCs/>
-          <w:color w:val="1C2B3C"/>
+          <w:color w:val="0B2E45"/>
           <w:sz w:val="36"/>
           <w:szCs w:val="36"/>
         </w:rPr>
@@ -3492,7 +3492,7 @@
           <w:rFonts w:ascii="Calibri" w:cs="Calibri" w:eastAsia="Calibri" w:hAnsi="Calibri"/>
           <w:b/>
           <w:bCs/>
-          <w:color w:val="F59316"/>
+          <w:color w:val="39A900"/>
           <w:sz w:val="24"/>
           <w:szCs w:val="24"/>
         </w:rPr>
@@ -3508,7 +3508,7 @@
           <w:rFonts w:ascii="Calibri" w:cs="Calibri" w:eastAsia="Calibri" w:hAnsi="Calibri"/>
           <w:b/>
           <w:bCs/>
-          <w:color w:val="1C2B3C"/>
+          <w:color w:val="0B2E45"/>
           <w:sz w:val="20"/>
           <w:szCs w:val="20"/>
         </w:rPr>
@@ -3532,7 +3532,7 @@
           <w:rFonts w:ascii="Calibri" w:cs="Calibri" w:eastAsia="Calibri" w:hAnsi="Calibri"/>
           <w:b/>
           <w:bCs/>
-          <w:color w:val="1C2B3C"/>
+          <w:color w:val="0B2E45"/>
           <w:sz w:val="22"/>
           <w:szCs w:val="22"/>
         </w:rPr>
@@ -3638,7 +3638,7 @@
           <w:rFonts w:ascii="Calibri" w:cs="Calibri" w:eastAsia="Calibri" w:hAnsi="Calibri"/>
           <w:b/>
           <w:bCs/>
-          <w:color w:val="F59316"/>
+          <w:color w:val="39A900"/>
           <w:sz w:val="24"/>
           <w:szCs w:val="24"/>
         </w:rPr>
@@ -3672,7 +3672,7 @@
           <w:rFonts w:ascii="Calibri" w:cs="Calibri" w:eastAsia="Calibri" w:hAnsi="Calibri"/>
           <w:b/>
           <w:bCs/>
-          <w:color w:val="F59316"/>
+          <w:color w:val="39A900"/>
           <w:sz w:val="24"/>
           <w:szCs w:val="24"/>
         </w:rPr>
@@ -3706,7 +3706,7 @@
           <w:rFonts w:ascii="Calibri" w:cs="Calibri" w:eastAsia="Calibri" w:hAnsi="Calibri"/>
           <w:b/>
           <w:bCs/>
-          <w:color w:val="F59316"/>
+          <w:color w:val="39A900"/>
           <w:sz w:val="24"/>
           <w:szCs w:val="24"/>
         </w:rPr>
@@ -3776,7 +3776,7 @@
           <w:rFonts w:ascii="Calibri" w:cs="Calibri" w:eastAsia="Calibri" w:hAnsi="Calibri"/>
           <w:b/>
           <w:bCs/>
-          <w:color w:val="F59316"/>
+          <w:color w:val="39A900"/>
           <w:sz w:val="24"/>
           <w:szCs w:val="24"/>
         </w:rPr>
@@ -3846,7 +3846,7 @@
           <w:rFonts w:ascii="Calibri" w:cs="Calibri" w:eastAsia="Calibri" w:hAnsi="Calibri"/>
           <w:b/>
           <w:bCs/>
-          <w:color w:val="F59316"/>
+          <w:color w:val="39A900"/>
           <w:sz w:val="24"/>
           <w:szCs w:val="24"/>
         </w:rPr>
@@ -3874,7 +3874,7 @@
     <w:p>
       <w:pPr>
         <w:pBdr>
-          <w:bottom w:val="single" w:color="F59316" w:sz="18" w:space="2"/>
+          <w:bottom w:val="single" w:color="39A900" w:sz="18" w:space="2"/>
         </w:pBdr>
         <w:spacing w:after="180" w:before="240"/>
       </w:pPr>
@@ -3883,7 +3883,7 @@
           <w:rFonts w:ascii="Calibri" w:cs="Calibri" w:eastAsia="Calibri" w:hAnsi="Calibri"/>
           <w:b/>
           <w:bCs/>
-          <w:color w:val="1C2B3C"/>
+          <w:color w:val="0B2E45"/>
           <w:sz w:val="36"/>
           <w:szCs w:val="36"/>
         </w:rPr>
@@ -3899,7 +3899,7 @@
           <w:rFonts w:ascii="Calibri" w:cs="Calibri" w:eastAsia="Calibri" w:hAnsi="Calibri"/>
           <w:b/>
           <w:bCs/>
-          <w:color w:val="1C2B3C"/>
+          <w:color w:val="0B2E45"/>
           <w:sz w:val="28"/>
           <w:szCs w:val="28"/>
         </w:rPr>
@@ -3915,7 +3915,7 @@
           <w:rFonts w:ascii="Calibri" w:cs="Calibri" w:eastAsia="Calibri" w:hAnsi="Calibri"/>
           <w:b/>
           <w:bCs/>
-          <w:color w:val="1C2B3C"/>
+          <w:color w:val="0B2E45"/>
           <w:sz w:val="28"/>
           <w:szCs w:val="28"/>
         </w:rPr>
@@ -3931,7 +3931,7 @@
           <w:rFonts w:ascii="Calibri" w:cs="Calibri" w:eastAsia="Calibri" w:hAnsi="Calibri"/>
           <w:b/>
           <w:bCs/>
-          <w:color w:val="1C2B3C"/>
+          <w:color w:val="0B2E45"/>
           <w:sz w:val="28"/>
           <w:szCs w:val="28"/>
         </w:rPr>
@@ -3941,7 +3941,7 @@
     <w:p>
       <w:pPr>
         <w:pBdr>
-          <w:bottom w:val="single" w:color="F59316" w:sz="18" w:space="2"/>
+          <w:bottom w:val="single" w:color="39A900" w:sz="18" w:space="2"/>
         </w:pBdr>
         <w:spacing w:after="180" w:before="240"/>
       </w:pPr>
@@ -3950,7 +3950,7 @@
           <w:rFonts w:ascii="Calibri" w:cs="Calibri" w:eastAsia="Calibri" w:hAnsi="Calibri"/>
           <w:b/>
           <w:bCs/>
-          <w:color w:val="1C2B3C"/>
+          <w:color w:val="0B2E45"/>
           <w:sz w:val="36"/>
           <w:szCs w:val="36"/>
         </w:rPr>
@@ -3966,7 +3966,7 @@
           <w:rFonts w:ascii="Calibri" w:cs="Calibri" w:eastAsia="Calibri" w:hAnsi="Calibri"/>
           <w:b/>
           <w:bCs/>
-          <w:color w:val="1C2B3C"/>
+          <w:color w:val="0B2E45"/>
           <w:sz w:val="20"/>
           <w:szCs w:val="20"/>
         </w:rPr>
@@ -3990,7 +3990,7 @@
           <w:rFonts w:ascii="Calibri" w:cs="Calibri" w:eastAsia="Calibri" w:hAnsi="Calibri"/>
           <w:b/>
           <w:bCs/>
-          <w:color w:val="F59316"/>
+          <w:color w:val="39A900"/>
           <w:sz w:val="24"/>
           <w:szCs w:val="24"/>
         </w:rPr>
@@ -4006,7 +4006,7 @@
           <w:rFonts w:ascii="Calibri" w:cs="Calibri" w:eastAsia="Calibri" w:hAnsi="Calibri"/>
           <w:b/>
           <w:bCs/>
-          <w:color w:val="1C2B3C"/>
+          <w:color w:val="0B2E45"/>
           <w:sz w:val="20"/>
           <w:szCs w:val="20"/>
         </w:rPr>
@@ -4030,7 +4030,7 @@
           <w:rFonts w:ascii="Calibri" w:cs="Calibri" w:eastAsia="Calibri" w:hAnsi="Calibri"/>
           <w:b/>
           <w:bCs/>
-          <w:color w:val="1C2B3C"/>
+          <w:color w:val="0B2E45"/>
           <w:sz w:val="20"/>
           <w:szCs w:val="20"/>
         </w:rPr>
@@ -4054,7 +4054,7 @@
           <w:rFonts w:ascii="Calibri" w:cs="Calibri" w:eastAsia="Calibri" w:hAnsi="Calibri"/>
           <w:b/>
           <w:bCs/>
-          <w:color w:val="1C2B3C"/>
+          <w:color w:val="0B2E45"/>
           <w:sz w:val="20"/>
           <w:szCs w:val="20"/>
         </w:rPr>
@@ -4078,7 +4078,7 @@
           <w:rFonts w:ascii="Calibri" w:cs="Calibri" w:eastAsia="Calibri" w:hAnsi="Calibri"/>
           <w:b/>
           <w:bCs/>
-          <w:color w:val="F59316"/>
+          <w:color w:val="39A900"/>
           <w:sz w:val="24"/>
           <w:szCs w:val="24"/>
         </w:rPr>
@@ -4112,7 +4112,7 @@
           <w:rFonts w:ascii="Calibri" w:cs="Calibri" w:eastAsia="Calibri" w:hAnsi="Calibri"/>
           <w:b/>
           <w:bCs/>
-          <w:color w:val="F59316"/>
+          <w:color w:val="39A900"/>
           <w:sz w:val="24"/>
           <w:szCs w:val="24"/>
         </w:rPr>
@@ -4128,7 +4128,7 @@
           <w:rFonts w:ascii="Calibri" w:cs="Calibri" w:eastAsia="Calibri" w:hAnsi="Calibri"/>
           <w:b/>
           <w:bCs/>
-          <w:color w:val="1C2B3C"/>
+          <w:color w:val="0B2E45"/>
           <w:sz w:val="20"/>
           <w:szCs w:val="20"/>
         </w:rPr>
@@ -4152,7 +4152,7 @@
           <w:rFonts w:ascii="Calibri" w:cs="Calibri" w:eastAsia="Calibri" w:hAnsi="Calibri"/>
           <w:b/>
           <w:bCs/>
-          <w:color w:val="1C2B3C"/>
+          <w:color w:val="0B2E45"/>
           <w:sz w:val="20"/>
           <w:szCs w:val="20"/>
         </w:rPr>
@@ -4176,7 +4176,7 @@
           <w:rFonts w:ascii="Calibri" w:cs="Calibri" w:eastAsia="Calibri" w:hAnsi="Calibri"/>
           <w:b/>
           <w:bCs/>
-          <w:color w:val="1C2B3C"/>
+          <w:color w:val="0B2E45"/>
           <w:sz w:val="20"/>
           <w:szCs w:val="20"/>
         </w:rPr>
@@ -4200,7 +4200,7 @@
           <w:rFonts w:ascii="Calibri" w:cs="Calibri" w:eastAsia="Calibri" w:hAnsi="Calibri"/>
           <w:b/>
           <w:bCs/>
-          <w:color w:val="1C2B3C"/>
+          <w:color w:val="0B2E45"/>
           <w:sz w:val="20"/>
           <w:szCs w:val="20"/>
         </w:rPr>
@@ -4224,7 +4224,7 @@
           <w:rFonts w:ascii="Calibri" w:cs="Calibri" w:eastAsia="Calibri" w:hAnsi="Calibri"/>
           <w:b/>
           <w:bCs/>
-          <w:color w:val="1C2B3C"/>
+          <w:color w:val="0B2E45"/>
           <w:sz w:val="20"/>
           <w:szCs w:val="20"/>
         </w:rPr>
@@ -4248,7 +4248,7 @@
           <w:rFonts w:ascii="Calibri" w:cs="Calibri" w:eastAsia="Calibri" w:hAnsi="Calibri"/>
           <w:b/>
           <w:bCs/>
-          <w:color w:val="F59316"/>
+          <w:color w:val="39A900"/>
           <w:sz w:val="24"/>
           <w:szCs w:val="24"/>
         </w:rPr>
@@ -4282,7 +4282,7 @@
           <w:rFonts w:ascii="Calibri" w:cs="Calibri" w:eastAsia="Calibri" w:hAnsi="Calibri"/>
           <w:b/>
           <w:bCs/>
-          <w:color w:val="F59316"/>
+          <w:color w:val="39A900"/>
           <w:sz w:val="24"/>
           <w:szCs w:val="24"/>
         </w:rPr>
@@ -4328,7 +4328,7 @@
     <w:p>
       <w:pPr>
         <w:pBdr>
-          <w:bottom w:val="single" w:color="F59316" w:sz="18" w:space="2"/>
+          <w:bottom w:val="single" w:color="39A900" w:sz="18" w:space="2"/>
         </w:pBdr>
         <w:spacing w:after="180" w:before="240"/>
       </w:pPr>
@@ -4337,7 +4337,7 @@
           <w:rFonts w:ascii="Calibri" w:cs="Calibri" w:eastAsia="Calibri" w:hAnsi="Calibri"/>
           <w:b/>
           <w:bCs/>
-          <w:color w:val="1C2B3C"/>
+          <w:color w:val="0B2E45"/>
           <w:sz w:val="36"/>
           <w:szCs w:val="36"/>
         </w:rPr>
@@ -4391,7 +4391,7 @@
           <w:rFonts w:ascii="Calibri" w:cs="Calibri" w:eastAsia="Calibri" w:hAnsi="Calibri"/>
           <w:b/>
           <w:bCs/>
-          <w:color w:val="F59316"/>
+          <w:color w:val="39A900"/>
           <w:sz w:val="24"/>
           <w:szCs w:val="24"/>
         </w:rPr>
@@ -4407,7 +4407,7 @@
           <w:rFonts w:ascii="Calibri" w:cs="Calibri" w:eastAsia="Calibri" w:hAnsi="Calibri"/>
           <w:b/>
           <w:bCs/>
-          <w:color w:val="1C2B3C"/>
+          <w:color w:val="0B2E45"/>
           <w:sz w:val="20"/>
           <w:szCs w:val="20"/>
         </w:rPr>
@@ -4431,7 +4431,7 @@
           <w:rFonts w:ascii="Calibri" w:cs="Calibri" w:eastAsia="Calibri" w:hAnsi="Calibri"/>
           <w:b/>
           <w:bCs/>
-          <w:color w:val="1C2B3C"/>
+          <w:color w:val="0B2E45"/>
           <w:sz w:val="20"/>
           <w:szCs w:val="20"/>
         </w:rPr>
@@ -4455,7 +4455,7 @@
           <w:rFonts w:ascii="Calibri" w:cs="Calibri" w:eastAsia="Calibri" w:hAnsi="Calibri"/>
           <w:b/>
           <w:bCs/>
-          <w:color w:val="1C2B3C"/>
+          <w:color w:val="0B2E45"/>
           <w:sz w:val="20"/>
           <w:szCs w:val="20"/>
         </w:rPr>
@@ -4479,7 +4479,7 @@
           <w:rFonts w:ascii="Calibri" w:cs="Calibri" w:eastAsia="Calibri" w:hAnsi="Calibri"/>
           <w:b/>
           <w:bCs/>
-          <w:color w:val="F59316"/>
+          <w:color w:val="39A900"/>
           <w:sz w:val="24"/>
           <w:szCs w:val="24"/>
         </w:rPr>
@@ -4495,7 +4495,7 @@
           <w:rFonts w:ascii="Calibri" w:cs="Calibri" w:eastAsia="Calibri" w:hAnsi="Calibri"/>
           <w:b/>
           <w:bCs/>
-          <w:color w:val="1C2B3C"/>
+          <w:color w:val="0B2E45"/>
           <w:sz w:val="20"/>
           <w:szCs w:val="20"/>
         </w:rPr>
@@ -4519,7 +4519,7 @@
           <w:rFonts w:ascii="Calibri" w:cs="Calibri" w:eastAsia="Calibri" w:hAnsi="Calibri"/>
           <w:b/>
           <w:bCs/>
-          <w:color w:val="1C2B3C"/>
+          <w:color w:val="0B2E45"/>
           <w:sz w:val="20"/>
           <w:szCs w:val="20"/>
         </w:rPr>
@@ -4543,7 +4543,7 @@
           <w:rFonts w:ascii="Calibri" w:cs="Calibri" w:eastAsia="Calibri" w:hAnsi="Calibri"/>
           <w:b/>
           <w:bCs/>
-          <w:color w:val="1C2B3C"/>
+          <w:color w:val="0B2E45"/>
           <w:sz w:val="22"/>
           <w:szCs w:val="22"/>
         </w:rPr>
@@ -4613,7 +4613,7 @@
           <w:rFonts w:ascii="Calibri" w:cs="Calibri" w:eastAsia="Calibri" w:hAnsi="Calibri"/>
           <w:b/>
           <w:bCs/>
-          <w:color w:val="F59316"/>
+          <w:color w:val="39A900"/>
           <w:sz w:val="24"/>
           <w:szCs w:val="24"/>
         </w:rPr>
@@ -4665,7 +4665,7 @@
           <w:rFonts w:ascii="Calibri" w:cs="Calibri" w:eastAsia="Calibri" w:hAnsi="Calibri"/>
           <w:b/>
           <w:bCs/>
-          <w:color w:val="1C2B3C"/>
+          <w:color w:val="0B2E45"/>
           <w:sz w:val="22"/>
           <w:szCs w:val="22"/>
         </w:rPr>
@@ -4681,7 +4681,7 @@
           <w:rFonts w:ascii="Calibri" w:cs="Calibri" w:eastAsia="Calibri" w:hAnsi="Calibri"/>
           <w:b/>
           <w:bCs/>
-          <w:color w:val="1C2B3C"/>
+          <w:color w:val="0B2E45"/>
           <w:sz w:val="20"/>
           <w:szCs w:val="20"/>
         </w:rPr>
@@ -4705,7 +4705,7 @@
           <w:rFonts w:ascii="Calibri" w:cs="Calibri" w:eastAsia="Calibri" w:hAnsi="Calibri"/>
           <w:b/>
           <w:bCs/>
-          <w:color w:val="1C2B3C"/>
+          <w:color w:val="0B2E45"/>
           <w:sz w:val="20"/>
           <w:szCs w:val="20"/>
         </w:rPr>
@@ -4729,7 +4729,7 @@
           <w:rFonts w:ascii="Calibri" w:cs="Calibri" w:eastAsia="Calibri" w:hAnsi="Calibri"/>
           <w:b/>
           <w:bCs/>
-          <w:color w:val="1C2B3C"/>
+          <w:color w:val="0B2E45"/>
           <w:sz w:val="20"/>
           <w:szCs w:val="20"/>
         </w:rPr>
@@ -4753,7 +4753,7 @@
           <w:rFonts w:ascii="Calibri" w:cs="Calibri" w:eastAsia="Calibri" w:hAnsi="Calibri"/>
           <w:b/>
           <w:bCs/>
-          <w:color w:val="F59316"/>
+          <w:color w:val="39A900"/>
           <w:sz w:val="24"/>
           <w:szCs w:val="24"/>
         </w:rPr>
@@ -4841,7 +4841,7 @@
           <w:rFonts w:ascii="Calibri" w:cs="Calibri" w:eastAsia="Calibri" w:hAnsi="Calibri"/>
           <w:b/>
           <w:bCs/>
-          <w:color w:val="F59316"/>
+          <w:color w:val="39A900"/>
           <w:sz w:val="24"/>
           <w:szCs w:val="24"/>
         </w:rPr>
@@ -4893,7 +4893,7 @@
           <w:rFonts w:ascii="Calibri" w:cs="Calibri" w:eastAsia="Calibri" w:hAnsi="Calibri"/>
           <w:b/>
           <w:bCs/>
-          <w:color w:val="F59316"/>
+          <w:color w:val="39A900"/>
           <w:sz w:val="24"/>
           <w:szCs w:val="24"/>
         </w:rPr>
@@ -4909,7 +4909,7 @@
           <w:rFonts w:ascii="Calibri" w:cs="Calibri" w:eastAsia="Calibri" w:hAnsi="Calibri"/>
           <w:b/>
           <w:bCs/>
-          <w:color w:val="1C2B3C"/>
+          <w:color w:val="0B2E45"/>
           <w:sz w:val="20"/>
           <w:szCs w:val="20"/>
         </w:rPr>
@@ -4933,7 +4933,7 @@
           <w:rFonts w:ascii="Calibri" w:cs="Calibri" w:eastAsia="Calibri" w:hAnsi="Calibri"/>
           <w:b/>
           <w:bCs/>
-          <w:color w:val="1C2B3C"/>
+          <w:color w:val="0B2E45"/>
           <w:sz w:val="20"/>
           <w:szCs w:val="20"/>
         </w:rPr>
@@ -4957,7 +4957,7 @@
           <w:rFonts w:ascii="Calibri" w:cs="Calibri" w:eastAsia="Calibri" w:hAnsi="Calibri"/>
           <w:b/>
           <w:bCs/>
-          <w:color w:val="1C2B3C"/>
+          <w:color w:val="0B2E45"/>
           <w:sz w:val="20"/>
           <w:szCs w:val="20"/>
         </w:rPr>
@@ -4981,7 +4981,7 @@
           <w:rFonts w:ascii="Calibri" w:cs="Calibri" w:eastAsia="Calibri" w:hAnsi="Calibri"/>
           <w:b/>
           <w:bCs/>
-          <w:color w:val="1C2B3C"/>
+          <w:color w:val="0B2E45"/>
           <w:sz w:val="20"/>
           <w:szCs w:val="20"/>
         </w:rPr>
@@ -4999,7 +4999,7 @@
     <w:p>
       <w:pPr>
         <w:pBdr>
-          <w:bottom w:val="single" w:color="F59316" w:sz="18" w:space="2"/>
+          <w:bottom w:val="single" w:color="39A900" w:sz="18" w:space="2"/>
         </w:pBdr>
         <w:spacing w:after="180" w:before="240"/>
       </w:pPr>
@@ -5008,7 +5008,7 @@
           <w:rFonts w:ascii="Calibri" w:cs="Calibri" w:eastAsia="Calibri" w:hAnsi="Calibri"/>
           <w:b/>
           <w:bCs/>
-          <w:color w:val="1C2B3C"/>
+          <w:color w:val="0B2E45"/>
           <w:sz w:val="36"/>
           <w:szCs w:val="36"/>
         </w:rPr>
@@ -5024,7 +5024,7 @@
           <w:rFonts w:ascii="Calibri" w:cs="Calibri" w:eastAsia="Calibri" w:hAnsi="Calibri"/>
           <w:b/>
           <w:bCs/>
-          <w:color w:val="1C2B3C"/>
+          <w:color w:val="0B2E45"/>
           <w:sz w:val="20"/>
           <w:szCs w:val="20"/>
         </w:rPr>
@@ -5048,7 +5048,7 @@
           <w:rFonts w:ascii="Calibri" w:cs="Calibri" w:eastAsia="Calibri" w:hAnsi="Calibri"/>
           <w:b/>
           <w:bCs/>
-          <w:color w:val="1C2B3C"/>
+          <w:color w:val="0B2E45"/>
           <w:sz w:val="20"/>
           <w:szCs w:val="20"/>
         </w:rPr>
@@ -5072,7 +5072,7 @@
           <w:rFonts w:ascii="Calibri" w:cs="Calibri" w:eastAsia="Calibri" w:hAnsi="Calibri"/>
           <w:b/>
           <w:bCs/>
-          <w:color w:val="1C2B3C"/>
+          <w:color w:val="0B2E45"/>
           <w:sz w:val="20"/>
           <w:szCs w:val="20"/>
         </w:rPr>
@@ -5096,7 +5096,7 @@
           <w:rFonts w:ascii="Calibri" w:cs="Calibri" w:eastAsia="Calibri" w:hAnsi="Calibri"/>
           <w:b/>
           <w:bCs/>
-          <w:color w:val="1C2B3C"/>
+          <w:color w:val="0B2E45"/>
           <w:sz w:val="20"/>
           <w:szCs w:val="20"/>
         </w:rPr>
@@ -5120,7 +5120,7 @@
           <w:rFonts w:ascii="Calibri" w:cs="Calibri" w:eastAsia="Calibri" w:hAnsi="Calibri"/>
           <w:b/>
           <w:bCs/>
-          <w:color w:val="1C2B3C"/>
+          <w:color w:val="0B2E45"/>
           <w:sz w:val="20"/>
           <w:szCs w:val="20"/>
         </w:rPr>
@@ -5144,7 +5144,7 @@
           <w:rFonts w:ascii="Calibri" w:cs="Calibri" w:eastAsia="Calibri" w:hAnsi="Calibri"/>
           <w:b/>
           <w:bCs/>
-          <w:color w:val="1C2B3C"/>
+          <w:color w:val="0B2E45"/>
           <w:sz w:val="20"/>
           <w:szCs w:val="20"/>
         </w:rPr>
@@ -5168,7 +5168,7 @@
           <w:rFonts w:ascii="Calibri" w:cs="Calibri" w:eastAsia="Calibri" w:hAnsi="Calibri"/>
           <w:b/>
           <w:bCs/>
-          <w:color w:val="1C2B3C"/>
+          <w:color w:val="0B2E45"/>
           <w:sz w:val="20"/>
           <w:szCs w:val="20"/>
         </w:rPr>
@@ -5192,7 +5192,7 @@
           <w:rFonts w:ascii="Calibri" w:cs="Calibri" w:eastAsia="Calibri" w:hAnsi="Calibri"/>
           <w:b/>
           <w:bCs/>
-          <w:color w:val="1C2B3C"/>
+          <w:color w:val="0B2E45"/>
           <w:sz w:val="20"/>
           <w:szCs w:val="20"/>
         </w:rPr>
@@ -5216,7 +5216,7 @@
           <w:rFonts w:ascii="Calibri" w:cs="Calibri" w:eastAsia="Calibri" w:hAnsi="Calibri"/>
           <w:b/>
           <w:bCs/>
-          <w:color w:val="1C2B3C"/>
+          <w:color w:val="0B2E45"/>
           <w:sz w:val="20"/>
           <w:szCs w:val="20"/>
         </w:rPr>
@@ -5240,7 +5240,7 @@
           <w:rFonts w:ascii="Calibri" w:cs="Calibri" w:eastAsia="Calibri" w:hAnsi="Calibri"/>
           <w:b/>
           <w:bCs/>
-          <w:color w:val="1C2B3C"/>
+          <w:color w:val="0B2E45"/>
           <w:sz w:val="20"/>
           <w:szCs w:val="20"/>
         </w:rPr>
@@ -5258,7 +5258,7 @@
     <w:p>
       <w:pPr>
         <w:pBdr>
-          <w:bottom w:val="single" w:color="F59316" w:sz="18" w:space="2"/>
+          <w:bottom w:val="single" w:color="39A900" w:sz="18" w:space="2"/>
         </w:pBdr>
         <w:spacing w:after="180" w:before="240"/>
       </w:pPr>
@@ -5267,7 +5267,7 @@
           <w:rFonts w:ascii="Calibri" w:cs="Calibri" w:eastAsia="Calibri" w:hAnsi="Calibri"/>
           <w:b/>
           <w:bCs/>
-          <w:color w:val="1C2B3C"/>
+          <w:color w:val="0B2E45"/>
           <w:sz w:val="36"/>
           <w:szCs w:val="36"/>
         </w:rPr>
